--- a/Owen-Wu-Yau-IEEE (1) with Data Updated.docx
+++ b/Owen-Wu-Yau-IEEE (1) with Data Updated.docx
@@ -309,8 +309,7 @@
         </w:rPr>
         <w:sectPr>
           <w:footerReference w:type="even" r:id="rId6"/>
-          <w:footerReference w:type="default" r:id="rId7"/>
-          <w:footerReference w:type="first" r:id="rId8"/>
+          <w:footerReference w:type="first" r:id="rId7"/>
           <w:pgSz w:w="12240" w:h="15840"/>
           <w:pgMar w:top="1080" w:right="1080" w:bottom="1080" w:left="1080" w:header="720" w:footer="720" w:gutter="0"/>
           <w:cols w:space="720"/>
@@ -3288,7 +3287,7 @@
                     </pic:cNvPicPr>
                   </pic:nvPicPr>
                   <pic:blipFill>
-                    <a:blip r:embed="rId12"/>
+                    <a:blip r:embed="rId11"/>
                     <a:srcRect t="4076"/>
                     <a:stretch>
                       <a:fillRect/>
@@ -3738,7 +3737,7 @@
                     </pic:cNvPicPr>
                   </pic:nvPicPr>
                   <pic:blipFill>
-                    <a:blip r:embed="rId13"/>
+                    <a:blip r:embed="rId12"/>
                     <a:stretch>
                       <a:fillRect/>
                     </a:stretch>
@@ -4258,7 +4257,7 @@
                     </pic:cNvPicPr>
                   </pic:nvPicPr>
                   <pic:blipFill>
-                    <a:blip r:embed="rId14"/>
+                    <a:blip r:embed="rId13"/>
                     <a:srcRect t="6466"/>
                     <a:stretch>
                       <a:fillRect/>
@@ -4494,7 +4493,7 @@
                     </pic:cNvPicPr>
                   </pic:nvPicPr>
                   <pic:blipFill>
-                    <a:blip r:embed="rId15"/>
+                    <a:blip r:embed="rId14"/>
                     <a:srcRect t="5973"/>
                     <a:stretch>
                       <a:fillRect/>
@@ -4886,7 +4885,7 @@
                     </pic:cNvPicPr>
                   </pic:nvPicPr>
                   <pic:blipFill>
-                    <a:blip r:embed="rId16"/>
+                    <a:blip r:embed="rId15"/>
                     <a:srcRect t="3897"/>
                     <a:stretch>
                       <a:fillRect/>
@@ -8605,7 +8604,7 @@
                     <pic:cNvPicPr/>
                   </pic:nvPicPr>
                   <pic:blipFill>
-                    <a:blip r:embed="rId17" cstate="print">
+                    <a:blip r:embed="rId16" cstate="print">
                       <a:extLst>
                         <a:ext uri="{28A0092B-C50C-407E-A947-70E740481C1C}">
                           <a14:useLocalDpi xmlns:a14="http://schemas.microsoft.com/office/drawing/2010/main" val="0"/>
@@ -11271,7 +11270,7 @@
                     <pic:cNvPicPr/>
                   </pic:nvPicPr>
                   <pic:blipFill>
-                    <a:blip r:embed="rId18" cstate="print">
+                    <a:blip r:embed="rId17" cstate="print">
                       <a:extLst>
                         <a:ext uri="{28A0092B-C50C-407E-A947-70E740481C1C}">
                           <a14:useLocalDpi xmlns:a14="http://schemas.microsoft.com/office/drawing/2010/main" val="0"/>
@@ -12294,7 +12293,7 @@
                     <pic:cNvPicPr/>
                   </pic:nvPicPr>
                   <pic:blipFill>
-                    <a:blip r:embed="rId19" cstate="print">
+                    <a:blip r:embed="rId18" cstate="print">
                       <a:extLst>
                         <a:ext uri="{28A0092B-C50C-407E-A947-70E740481C1C}">
                           <a14:useLocalDpi xmlns:a14="http://schemas.microsoft.com/office/drawing/2010/main" val="0"/>
@@ -14864,7 +14863,7 @@
       </w:pPr>
     </w:p>
     <w:sectPr>
-      <w:headerReference w:type="default" r:id="rId20"/>
+      <w:headerReference w:type="default" r:id="rId19"/>
       <w:pgSz w:w="12240" w:h="15840"/>
       <w:pgMar w:top="1440" w:right="1440" w:bottom="1440" w:left="1440" w:header="720" w:footer="720" w:gutter="0"/>
       <w:pgNumType w:start="1"/>
@@ -14992,126 +14991,6 @@
     <w:pPr>
       <w:pStyle w:val="Footer"/>
     </w:pPr>
-    <w:r>
-      <w:rPr>
-        <w:noProof/>
-      </w:rPr>
-      <mc:AlternateContent>
-        <mc:Choice Requires="wps">
-          <w:drawing>
-            <wp:anchor distT="0" distB="0" distL="0" distR="0" simplePos="0" relativeHeight="251659264" behindDoc="0" locked="0" layoutInCell="1" allowOverlap="1" wp14:anchorId="5F9C3809" wp14:editId="7922E86E">
-              <wp:simplePos x="635" y="635"/>
-              <wp:positionH relativeFrom="page">
-                <wp:align>center</wp:align>
-              </wp:positionH>
-              <wp:positionV relativeFrom="page">
-                <wp:align>bottom</wp:align>
-              </wp:positionV>
-              <wp:extent cx="634365" cy="345440"/>
-              <wp:effectExtent l="0" t="0" r="13335" b="0"/>
-              <wp:wrapNone/>
-              <wp:docPr id="1293522311" name="Text Box 2" descr="SLB-Private">
-                <a:extLst xmlns:a="http://schemas.openxmlformats.org/drawingml/2006/main">
-                  <a:ext uri="{5AE41FA2-C0FF-4470-9BD4-5FADCA87CBE2}">
-                    <aclsh:classification xmlns:aclsh="http://schemas.microsoft.com/office/drawing/2020/classificationShape" classificationOutcomeType="ftr"/>
-                  </a:ext>
-                </a:extLst>
-              </wp:docPr>
-              <wp:cNvGraphicFramePr/>
-              <a:graphic xmlns:a="http://schemas.openxmlformats.org/drawingml/2006/main">
-                <a:graphicData uri="http://schemas.microsoft.com/office/word/2010/wordprocessingShape">
-                  <wps:wsp>
-                    <wps:cNvSpPr txBox="1"/>
-                    <wps:spPr>
-                      <a:xfrm>
-                        <a:off x="0" y="0"/>
-                        <a:ext cx="634365" cy="345440"/>
-                      </a:xfrm>
-                      <a:prstGeom prst="rect">
-                        <a:avLst/>
-                      </a:prstGeom>
-                      <a:noFill/>
-                      <a:ln>
-                        <a:noFill/>
-                      </a:ln>
-                      <a:effectLst/>
-                      <a:sp3d/>
-                    </wps:spPr>
-                    <wps:txbx>
-                      <w:txbxContent>
-                        <w:p>
-                          <w:pPr>
-                            <w:rPr>
-                              <w:rFonts w:ascii="Aptos" w:eastAsia="Aptos" w:hAnsi="Aptos" w:cs="Aptos"/>
-                              <w:noProof/>
-                              <w:color w:val="000000"/>
-                              <w:sz w:val="20"/>
-                              <w:szCs w:val="20"/>
-                            </w:rPr>
-                          </w:pPr>
-                          <w:r>
-                            <w:rPr>
-                              <w:rFonts w:ascii="Aptos" w:eastAsia="Aptos" w:hAnsi="Aptos" w:cs="Aptos"/>
-                              <w:noProof/>
-                              <w:color w:val="000000"/>
-                              <w:sz w:val="20"/>
-                              <w:szCs w:val="20"/>
-                            </w:rPr>
-                            <w:t>SLB-Private</w:t>
-                          </w:r>
-                        </w:p>
-                      </w:txbxContent>
-                    </wps:txbx>
-                    <wps:bodyPr rot="0" spcFirstLastPara="1" vertOverflow="overflow" horzOverflow="overflow" vert="horz" wrap="none" lIns="0" tIns="0" rIns="0" bIns="190500" numCol="1" spcCol="38100" rtlCol="0" fromWordArt="0" anchor="b" anchorCtr="0" forceAA="0" compatLnSpc="1">
-                      <a:prstTxWarp prst="textNoShape">
-                        <a:avLst/>
-                      </a:prstTxWarp>
-                      <a:spAutoFit/>
-                    </wps:bodyPr>
-                  </wps:wsp>
-                </a:graphicData>
-              </a:graphic>
-            </wp:anchor>
-          </w:drawing>
-        </mc:Choice>
-        <mc:Fallback>
-          <w:pict>
-            <v:shapetype w14:anchorId="5F9C3809" id="_x0000_t202" coordsize="21600,21600" o:spt="202" path="m,l,21600r21600,l21600,xe">
-              <v:stroke joinstyle="miter"/>
-              <v:path gradientshapeok="t" o:connecttype="rect"/>
-            </v:shapetype>
-            <v:shape id="Text Box 2" o:spid="_x0000_s1026" type="#_x0000_t202" alt="SLB-Private" style="position:absolute;margin-left:0;margin-top:0;width:49.95pt;height:27.2pt;z-index:251659264;visibility:visible;mso-wrap-style:none;mso-wrap-distance-left:0;mso-wrap-distance-top:0;mso-wrap-distance-right:0;mso-wrap-distance-bottom:0;mso-position-horizontal:center;mso-position-horizontal-relative:page;mso-position-vertical:bottom;mso-position-vertical-relative:page;v-text-anchor:bottom" o:gfxdata="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" filled="f" stroked="f">
-              <v:textbox style="mso-fit-shape-to-text:t" inset="0,0,0,15pt">
-                <w:txbxContent>
-                  <w:p>
-                    <w:pPr>
-                      <w:rPr>
-                        <w:rFonts w:ascii="Aptos" w:eastAsia="Aptos" w:hAnsi="Aptos" w:cs="Aptos"/>
-                        <w:noProof/>
-                        <w:color w:val="000000"/>
-                        <w:sz w:val="20"/>
-                        <w:szCs w:val="20"/>
-                      </w:rPr>
-                    </w:pPr>
-                    <w:r>
-                      <w:rPr>
-                        <w:rFonts w:ascii="Aptos" w:eastAsia="Aptos" w:hAnsi="Aptos" w:cs="Aptos"/>
-                        <w:noProof/>
-                        <w:color w:val="000000"/>
-                        <w:sz w:val="20"/>
-                        <w:szCs w:val="20"/>
-                      </w:rPr>
-                      <w:t>SLB-Private</w:t>
-                    </w:r>
-                  </w:p>
-                </w:txbxContent>
-              </v:textbox>
-              <w10:wrap anchorx="page" anchory="page"/>
-            </v:shape>
-          </w:pict>
-        </mc:Fallback>
-      </mc:AlternateContent>
-    </w:r>
   </w:p>
 </w:ftr>
 </file>
@@ -15120,138 +14999,8 @@
 <w:ftr xmlns:wpc="http://schemas.microsoft.com/office/word/2010/wordprocessingCanvas" xmlns:cx="http://schemas.microsoft.com/office/drawing/2014/chartex" xmlns:cx1="http://schemas.microsoft.com/office/drawing/2015/9/8/chartex" xmlns:cx2="http://schemas.microsoft.com/office/drawing/2015/10/21/chartex" xmlns:cx3="http://schemas.microsoft.com/office/drawing/2016/5/9/chartex" xmlns:cx4="http://schemas.microsoft.com/office/drawing/2016/5/10/chartex" xmlns:cx5="http://schemas.microsoft.com/office/drawing/2016/5/11/chartex" xmlns:cx6="http://schemas.microsoft.com/office/drawing/2016/5/12/chartex" xmlns:cx7="http://schemas.microsoft.com/office/drawing/2016/5/13/chartex" xmlns:cx8="http://schemas.microsoft.com/office/drawing/2016/5/14/chartex" xmlns:mc="http://schemas.openxmlformats.org/markup-compatibility/2006" xmlns:aink="http://schemas.microsoft.com/office/drawing/2016/ink" xmlns:am3d="http://schemas.microsoft.com/office/drawing/2017/model3d" xmlns:o="urn:schemas-microsoft-com:office:office" xmlns:oel="http://schemas.microsoft.com/office/2019/extlst" xmlns:r="http://schemas.openxmlformats.org/officeDocument/2006/relationships" xmlns:m="http://schemas.openxmlformats.org/officeDocument/2006/math" xmlns:v="urn:schemas-microsoft-com:vml" xmlns:wp14="http://schemas.microsoft.com/office/word/2010/wordprocessingDrawing" xmlns:wp="http://schemas.openxmlformats.org/drawingml/2006/wordprocessingDrawing" xmlns:w10="urn:schemas-microsoft-com:office:word" xmlns:w="http://schemas.openxmlformats.org/wordprocessingml/2006/main" xmlns:w14="http://schemas.microsoft.com/office/word/2010/wordml" xmlns:w15="http://schemas.microsoft.com/office/word/2012/wordml" xmlns:w16cei="http://schemas.microsoft.com/office/word/2026/wordml/cei" xmlns:w16cex="http://schemas.microsoft.com/office/word/2018/wordml/cex" xmlns:w16cid="http://schemas.microsoft.com/office/word/2016/wordml/cid" xmlns:w16="http://schemas.microsoft.com/office/word/2018/wordml" xmlns:w16du="http://schemas.microsoft.com/office/word/2023/wordml/word16du" xmlns:w16sdtdh="http://schemas.microsoft.com/office/word/2020/wordml/sdtdatahash" xmlns:w16sdtfl="http://schemas.microsoft.com/office/word/2024/wordml/sdtformatlock" xmlns:w16se="http://schemas.microsoft.com/office/word/2015/wordml/symex" xmlns:wpg="http://schemas.microsoft.com/office/word/2010/wordprocessingGroup" xmlns:wpi="http://schemas.microsoft.com/office/word/2010/wordprocessingInk" xmlns:wne="http://schemas.microsoft.com/office/word/2006/wordml" xmlns:wps="http://schemas.microsoft.com/office/word/2010/wordprocessingShape" mc:Ignorable="w14 w15 w16se w16cid w16 w16cex w16sdtdh w16sdtfl w16du wp14">
   <w:p>
     <w:pPr>
-      <w:pStyle w:val="HeaderFooter"/>
-    </w:pPr>
-  </w:p>
-</w:ftr>
-</file>
-
-<file path=word/footer3.xml><?xml version="1.0" encoding="utf-8"?>
-<w:ftr xmlns:wpc="http://schemas.microsoft.com/office/word/2010/wordprocessingCanvas" xmlns:cx="http://schemas.microsoft.com/office/drawing/2014/chartex" xmlns:cx1="http://schemas.microsoft.com/office/drawing/2015/9/8/chartex" xmlns:cx2="http://schemas.microsoft.com/office/drawing/2015/10/21/chartex" xmlns:cx3="http://schemas.microsoft.com/office/drawing/2016/5/9/chartex" xmlns:cx4="http://schemas.microsoft.com/office/drawing/2016/5/10/chartex" xmlns:cx5="http://schemas.microsoft.com/office/drawing/2016/5/11/chartex" xmlns:cx6="http://schemas.microsoft.com/office/drawing/2016/5/12/chartex" xmlns:cx7="http://schemas.microsoft.com/office/drawing/2016/5/13/chartex" xmlns:cx8="http://schemas.microsoft.com/office/drawing/2016/5/14/chartex" xmlns:mc="http://schemas.openxmlformats.org/markup-compatibility/2006" xmlns:aink="http://schemas.microsoft.com/office/drawing/2016/ink" xmlns:am3d="http://schemas.microsoft.com/office/drawing/2017/model3d" xmlns:o="urn:schemas-microsoft-com:office:office" xmlns:oel="http://schemas.microsoft.com/office/2019/extlst" xmlns:r="http://schemas.openxmlformats.org/officeDocument/2006/relationships" xmlns:m="http://schemas.openxmlformats.org/officeDocument/2006/math" xmlns:v="urn:schemas-microsoft-com:vml" xmlns:wp14="http://schemas.microsoft.com/office/word/2010/wordprocessingDrawing" xmlns:wp="http://schemas.openxmlformats.org/drawingml/2006/wordprocessingDrawing" xmlns:w10="urn:schemas-microsoft-com:office:word" xmlns:w="http://schemas.openxmlformats.org/wordprocessingml/2006/main" xmlns:w14="http://schemas.microsoft.com/office/word/2010/wordml" xmlns:w15="http://schemas.microsoft.com/office/word/2012/wordml" xmlns:w16cei="http://schemas.microsoft.com/office/word/2026/wordml/cei" xmlns:w16cex="http://schemas.microsoft.com/office/word/2018/wordml/cex" xmlns:w16cid="http://schemas.microsoft.com/office/word/2016/wordml/cid" xmlns:w16="http://schemas.microsoft.com/office/word/2018/wordml" xmlns:w16du="http://schemas.microsoft.com/office/word/2023/wordml/word16du" xmlns:w16sdtdh="http://schemas.microsoft.com/office/word/2020/wordml/sdtdatahash" xmlns:w16sdtfl="http://schemas.microsoft.com/office/word/2024/wordml/sdtformatlock" xmlns:w16se="http://schemas.microsoft.com/office/word/2015/wordml/symex" xmlns:wpg="http://schemas.microsoft.com/office/word/2010/wordprocessingGroup" xmlns:wpi="http://schemas.microsoft.com/office/word/2010/wordprocessingInk" xmlns:wne="http://schemas.microsoft.com/office/word/2006/wordml" xmlns:wps="http://schemas.microsoft.com/office/word/2010/wordprocessingShape" mc:Ignorable="w14 w15 w16se w16cid w16 w16cex w16sdtdh w16sdtfl w16du wp14">
-  <w:p>
-    <w:pPr>
       <w:pStyle w:val="Footer"/>
     </w:pPr>
-    <w:r>
-      <w:rPr>
-        <w:noProof/>
-      </w:rPr>
-      <mc:AlternateContent>
-        <mc:Choice Requires="wps">
-          <w:drawing>
-            <wp:anchor distT="0" distB="0" distL="0" distR="0" simplePos="0" relativeHeight="251658240" behindDoc="0" locked="0" layoutInCell="1" allowOverlap="1" wp14:anchorId="3A1A0434" wp14:editId="1B7381B7">
-              <wp:simplePos x="635" y="635"/>
-              <wp:positionH relativeFrom="page">
-                <wp:align>center</wp:align>
-              </wp:positionH>
-              <wp:positionV relativeFrom="page">
-                <wp:align>bottom</wp:align>
-              </wp:positionV>
-              <wp:extent cx="634365" cy="345440"/>
-              <wp:effectExtent l="0" t="0" r="13335" b="0"/>
-              <wp:wrapNone/>
-              <wp:docPr id="1485787843" name="Text Box 1" descr="SLB-Private">
-                <a:extLst xmlns:a="http://schemas.openxmlformats.org/drawingml/2006/main">
-                  <a:ext uri="{5AE41FA2-C0FF-4470-9BD4-5FADCA87CBE2}">
-                    <aclsh:classification xmlns:aclsh="http://schemas.microsoft.com/office/drawing/2020/classificationShape" classificationOutcomeType="ftr"/>
-                  </a:ext>
-                </a:extLst>
-              </wp:docPr>
-              <wp:cNvGraphicFramePr/>
-              <a:graphic xmlns:a="http://schemas.openxmlformats.org/drawingml/2006/main">
-                <a:graphicData uri="http://schemas.microsoft.com/office/word/2010/wordprocessingShape">
-                  <wps:wsp>
-                    <wps:cNvSpPr txBox="1"/>
-                    <wps:spPr>
-                      <a:xfrm>
-                        <a:off x="0" y="0"/>
-                        <a:ext cx="634365" cy="345440"/>
-                      </a:xfrm>
-                      <a:prstGeom prst="rect">
-                        <a:avLst/>
-                      </a:prstGeom>
-                      <a:noFill/>
-                      <a:ln>
-                        <a:noFill/>
-                      </a:ln>
-                      <a:effectLst/>
-                      <a:sp3d/>
-                    </wps:spPr>
-                    <wps:txbx>
-                      <w:txbxContent>
-                        <w:p>
-                          <w:pPr>
-                            <w:rPr>
-                              <w:rFonts w:ascii="Aptos" w:eastAsia="Aptos" w:hAnsi="Aptos" w:cs="Aptos"/>
-                              <w:noProof/>
-                              <w:color w:val="000000"/>
-                              <w:sz w:val="20"/>
-                              <w:szCs w:val="20"/>
-                            </w:rPr>
-                          </w:pPr>
-                          <w:r>
-                            <w:rPr>
-                              <w:rFonts w:ascii="Aptos" w:eastAsia="Aptos" w:hAnsi="Aptos" w:cs="Aptos"/>
-                              <w:noProof/>
-                              <w:color w:val="000000"/>
-                              <w:sz w:val="20"/>
-                              <w:szCs w:val="20"/>
-                            </w:rPr>
-                            <w:t>SLB-Private</w:t>
-                          </w:r>
-                        </w:p>
-                      </w:txbxContent>
-                    </wps:txbx>
-                    <wps:bodyPr rot="0" spcFirstLastPara="1" vertOverflow="overflow" horzOverflow="overflow" vert="horz" wrap="none" lIns="0" tIns="0" rIns="0" bIns="190500" numCol="1" spcCol="38100" rtlCol="0" fromWordArt="0" anchor="b" anchorCtr="0" forceAA="0" compatLnSpc="1">
-                      <a:prstTxWarp prst="textNoShape">
-                        <a:avLst/>
-                      </a:prstTxWarp>
-                      <a:spAutoFit/>
-                    </wps:bodyPr>
-                  </wps:wsp>
-                </a:graphicData>
-              </a:graphic>
-            </wp:anchor>
-          </w:drawing>
-        </mc:Choice>
-        <mc:Fallback>
-          <w:pict>
-            <v:shapetype w14:anchorId="3A1A0434" id="_x0000_t202" coordsize="21600,21600" o:spt="202" path="m,l,21600r21600,l21600,xe">
-              <v:stroke joinstyle="miter"/>
-              <v:path gradientshapeok="t" o:connecttype="rect"/>
-            </v:shapetype>
-            <v:shape id="Text Box 1" o:spid="_x0000_s1027" type="#_x0000_t202" alt="SLB-Private" style="position:absolute;margin-left:0;margin-top:0;width:49.95pt;height:27.2pt;z-index:251658240;visibility:visible;mso-wrap-style:none;mso-wrap-distance-left:0;mso-wrap-distance-top:0;mso-wrap-distance-right:0;mso-wrap-distance-bottom:0;mso-position-horizontal:center;mso-position-horizontal-relative:page;mso-position-vertical:bottom;mso-position-vertical-relative:page;v-text-anchor:bottom" o:gfxdata="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" filled="f" stroked="f">
-              <v:textbox style="mso-fit-shape-to-text:t" inset="0,0,0,15pt">
-                <w:txbxContent>
-                  <w:p>
-                    <w:pPr>
-                      <w:rPr>
-                        <w:rFonts w:ascii="Aptos" w:eastAsia="Aptos" w:hAnsi="Aptos" w:cs="Aptos"/>
-                        <w:noProof/>
-                        <w:color w:val="000000"/>
-                        <w:sz w:val="20"/>
-                        <w:szCs w:val="20"/>
-                      </w:rPr>
-                    </w:pPr>
-                    <w:r>
-                      <w:rPr>
-                        <w:rFonts w:ascii="Aptos" w:eastAsia="Aptos" w:hAnsi="Aptos" w:cs="Aptos"/>
-                        <w:noProof/>
-                        <w:color w:val="000000"/>
-                        <w:sz w:val="20"/>
-                        <w:szCs w:val="20"/>
-                      </w:rPr>
-                      <w:t>SLB-Private</w:t>
-                    </w:r>
-                  </w:p>
-                </w:txbxContent>
-              </v:textbox>
-              <w10:wrap anchorx="page" anchory="page"/>
-            </v:shape>
-          </w:pict>
-        </mc:Fallback>
-      </mc:AlternateContent>
-    </w:r>
   </w:p>
 </w:ftr>
 </file>
@@ -17094,6 +16843,6 @@
 
 <file path=docMetadata/LabelInfo.xml><?xml version="1.0" encoding="utf-8"?>
 <clbl:labelList xmlns:clbl="http://schemas.microsoft.com/office/2020/mipLabelMetadata">
-  <clbl:label id="{8bb759f6-5337-4dc5-b19b-e74b6da11f8f}" enabled="1" method="Standard" siteId="{41ff26dc-250f-4b13-8981-739be8610c21}" contentBits="2" removed="0"/>
+  <clbl:label id="{703e2fe1-4846-4393-8cf2-1bc71a04fd88}" enabled="1" method="Privileged" siteId="{41ff26dc-250f-4b13-8981-739be8610c21}" contentBits="0" removed="0"/>
 </clbl:labelList>
 </file>